--- a/manuscript/strobe_checklist.docx
+++ b/manuscript/strobe_checklist.docx
@@ -15,7 +15,7 @@
         <w:rPr>
           <w:i/>
         </w:rPr>
-        <w:t>Applied to: "Flow Disruption and State Collapse: A Sensitivity Analysis of Technical Maritime Bans in Historical National Power Dynamics"</w:t>
+        <w:t>Applied to: "Network Exclusion and State Collapse: From Maritime Isolation to Technological Access Denial in the Long Run of History"</w:t>
       </w:r>
     </w:p>
     <w:p/>
@@ -187,7 +187,7 @@
               <w:rPr>
                 <w:sz w:val="16"/>
               </w:rPr>
-              <w:t>Title includes "Sensitivity Analysis"; Abstract describes cross-historical design (N=96 polities, six eras)</w:t>
+              <w:t>Title indicates scope ("in the Long Run of History"); Abstract describes comparative historical design (N=96 polities, six eras)</w:t>
             </w:r>
           </w:p>
         </w:tc>
@@ -388,7 +388,7 @@
               <w:rPr>
                 <w:sz w:val="16"/>
               </w:rPr>
-              <w:t>Two objectives stated: (1) construct cross-historical dataset, (2) test robustness of closure-conquest association via reclassification</w:t>
+              <w:t>Three contributions stated: (1) construct comparative dataset, (2) introduce technical network exclusion concept, (3) conduct sensitivity analysis</w:t>
             </w:r>
           </w:p>
         </w:tc>
@@ -1782,7 +1782,7 @@
               <w:rPr>
                 <w:sz w:val="16"/>
               </w:rPr>
-              <w:t>Section 6 (Discussion)</w:t>
+              <w:t>Section 6.1–6.2 (Discussion)</w:t>
             </w:r>
           </w:p>
         </w:tc>
@@ -1795,7 +1795,7 @@
               <w:rPr>
                 <w:sz w:val="16"/>
               </w:rPr>
-              <w:t>Technical maritime ban reclassification yields significant association (p=0.020); OR stable at 1.774; flow disruption mechanism supported</w:t>
+              <w:t>Technology flow disruption as mechanism (6.1); dose–response gradient; first contact and civilizational divergence (6.2); OR stability (6.4)</w:t>
             </w:r>
           </w:p>
         </w:tc>
@@ -1849,7 +1849,7 @@
               <w:rPr>
                 <w:sz w:val="16"/>
               </w:rPr>
-              <w:t>Section 6 (Discussion)</w:t>
+              <w:t>Section 6.5</w:t>
             </w:r>
           </w:p>
         </w:tc>
@@ -1862,7 +1862,7 @@
               <w:rPr>
                 <w:sz w:val="16"/>
               </w:rPr>
-              <w:t>Small-sample limitations (N=96); retrospective coding subjectivity; survivorship bias; quasi-separation in logistic regression</w:t>
+              <w:t>Small-sample (N=96); retrospective coding subjectivity; non-independence of sequential polities; disrupted-category ambiguity; speculative modern extension</w:t>
             </w:r>
           </w:p>
         </w:tc>
@@ -1916,7 +1916,7 @@
               <w:rPr>
                 <w:sz w:val="16"/>
               </w:rPr>
-              <w:t>Section 6; Section 7</w:t>
+              <w:t>Section 6.1–6.3; Section 7</w:t>
             </w:r>
           </w:p>
         </w:tc>
@@ -1929,7 +1929,7 @@
               <w:rPr>
                 <w:sz w:val="16"/>
               </w:rPr>
-              <w:t>Results interpreted as supportive of flow-disruption mechanism; limitations acknowledged; consistency with Findlay &amp; O'Rourke framework noted</w:t>
+              <w:t>Technology flow disruption mechanism; extension to modern technological access exclusion (AI, semiconductors); cautious framing of forward-looking implications</w:t>
             </w:r>
           </w:p>
         </w:tc>
@@ -1983,7 +1983,7 @@
               <w:rPr>
                 <w:sz w:val="16"/>
               </w:rPr>
-              <w:t>Section 6</w:t>
+              <w:t>Section 6.3; Section 6.5</w:t>
             </w:r>
           </w:p>
         </w:tc>
@@ -1996,7 +1996,7 @@
               <w:rPr>
                 <w:sz w:val="16"/>
               </w:rPr>
-              <w:t>Acknowledged as limited to major historical polities; transferability to smaller polities or sub-state entities not tested</w:t>
+              <w:t>Generalisation to modern technological exclusion discussed (6.3); limitations of extrapolation acknowledged (6.5); limited to major historical polities</w:t>
             </w:r>
           </w:p>
         </w:tc>

--- a/manuscript/strobe_checklist.docx
+++ b/manuscript/strobe_checklist.docx
@@ -1661,7 +1661,7 @@
               <w:rPr>
                 <w:sz w:val="16"/>
               </w:rPr>
-              <w:t>Absolute conquest rates reported for each group (e.g., 86.4% maritime closure vs. 60.8% no closure)</w:t>
+              <w:t>Absolute conquest rates reported for each group (e.g., 86.4% network closure vs. 60.8% no closure)</w:t>
             </w:r>
           </w:p>
         </w:tc>
